--- a/portale/Guida_Operativa_Sistema_Field_Project.docx
+++ b/portale/Guida_Operativa_Sistema_Field_Project.docx
@@ -559,6 +559,85 @@
     </w:p>
     <w:p>
       <w:pPr>
+        <w:keepNext/>
+        <w:spacing w:after="100" w:before="240"/>
+      </w:pPr>
+      <w:r>
+        <w:drawing>
+          <wp:inline distT="0" distB="0" distL="0" distR="0">
+            <wp:extent cx="6124575" cy="2952750"/>
+            <wp:effectExtent t="0" r="0" b="0" l="0"/>
+            <wp:docPr id="1" name="" descr="" title=""/>
+            <wp:cNvGraphicFramePr>
+              <a:graphicFrameLocks xmlns:a="http://schemas.openxmlformats.org/drawingml/2006/main" noChangeAspect="1"/>
+            </wp:cNvGraphicFramePr>
+            <a:graphic xmlns:a="http://schemas.openxmlformats.org/drawingml/2006/main">
+              <a:graphicData uri="http://schemas.openxmlformats.org/drawingml/2006/picture">
+                <pic:pic xmlns:pic="http://schemas.openxmlformats.org/drawingml/2006/picture">
+                  <pic:nvPicPr>
+                    <pic:cNvPr id="0" name="" descr=""/>
+                    <pic:cNvPicPr>
+                      <a:picLocks noChangeAspect="1" noChangeArrowheads="1"/>
+                    </pic:cNvPicPr>
+                  </pic:nvPicPr>
+                  <pic:blipFill>
+                    <a:blip r:embed="rId8" cstate="none"/>
+                    <a:srcRect/>
+                    <a:stretch>
+                      <a:fillRect/>
+                    </a:stretch>
+                  </pic:blipFill>
+                  <pic:spPr bwMode="auto">
+                    <a:xfrm>
+                      <a:off x="0" y="0"/>
+                      <a:ext cx="6124575" cy="2952750"/>
+                    </a:xfrm>
+                    <a:prstGeom prst="rect">
+                      <a:avLst/>
+                    </a:prstGeom>
+                  </pic:spPr>
+                </pic:pic>
+              </a:graphicData>
+            </a:graphic>
+          </wp:inline>
+        </w:drawing>
+      </w:r>
+    </w:p>
+    <w:p>
+      <w:pPr>
+        <w:spacing w:after="40"/>
+      </w:pPr>
+      <w:r>
+        <w:rPr>
+          <w:rFonts w:ascii="Montserrat" w:cs="Montserrat" w:eastAsia="Montserrat" w:hAnsi="Montserrat"/>
+          <w:b/>
+          <w:bCs/>
+          <w:color w:val="C0332B"/>
+          <w:spacing w:val="20"/>
+          <w:sz w:val="15"/>
+          <w:szCs w:val="15"/>
+        </w:rPr>
+        <w:t xml:space="preserve">FIGURA 1 — CHI ALIMENTA CHI</w:t>
+      </w:r>
+    </w:p>
+    <w:p>
+      <w:pPr>
+        <w:pBdr>
+          <w:bottom w:val="single" w:color="E3E3E3" w:sz="4" w:space="10"/>
+        </w:pBdr>
+        <w:spacing w:after="260" w:line="275"/>
+      </w:pPr>
+      <w:r>
+        <w:rPr>
+          <w:color w:val="4D4D4D"/>
+          <w:sz w:val="17"/>
+          <w:szCs w:val="17"/>
+        </w:rPr>
+        <w:t xml:space="preserve">Le skill di reporting non raccolgono dati: leggono i registri che hai alimentato durante la settimana. Il report settimanale ne legge tre; il cruscotto li rilegge tutti, più i report già emessi. Le due fonti tratteggiate non sono tue — arrivano dal PM e dall'app di cantiere — e il consolidato serve proprio a riconciliarle con i dati di campo: con meno di due fonti non è un consolidato.</w:t>
+      </w:r>
+    </w:p>
+    <w:p>
+      <w:pPr>
         <w:pStyle w:val="Heading2"/>
         <w:spacing w:after="110" w:before="280"/>
       </w:pPr>
@@ -691,7 +770,7 @@
           <w:sz w:val="20"/>
           <w:szCs w:val="20"/>
         </w:rPr>
-        <w:t xml:space="preserve"> quando sai già quale vuoi: </w:t>
+        <w:t xml:space="preserve"> quando sai già quale vuoi e i due processi sono vicini: </w:t>
       </w:r>
       <w:r>
         <w:rPr>
@@ -708,7 +787,41 @@
           <w:sz w:val="20"/>
           <w:szCs w:val="20"/>
         </w:rPr>
-        <w:t xml:space="preserve">. Utile quando due processi sono vicini e vuoi essere certo di quale parte.</w:t>
+        <w:t xml:space="preserve">. Le skill sono installate sotto il prefisso </w:t>
+      </w:r>
+      <w:r>
+        <w:rPr>
+          <w:rFonts w:ascii="Consolas" w:cs="Consolas" w:eastAsia="Consolas" w:hAnsi="Consolas"/>
+          <w:color w:val="4D4D4D"/>
+          <w:sz w:val="18"/>
+          <w:szCs w:val="18"/>
+        </w:rPr>
+        <w:t xml:space="preserve">anthropic-skills:</w:t>
+      </w:r>
+      <w:r>
+        <w:rPr>
+          <w:color w:val="4D4D4D"/>
+          <w:sz w:val="20"/>
+          <w:szCs w:val="20"/>
+        </w:rPr>
+        <w:t xml:space="preserve">, quindi in alcuni client il nome per esteso è </w:t>
+      </w:r>
+      <w:r>
+        <w:rPr>
+          <w:rFonts w:ascii="Consolas" w:cs="Consolas" w:eastAsia="Consolas" w:hAnsi="Consolas"/>
+          <w:color w:val="4D4D4D"/>
+          <w:sz w:val="18"/>
+          <w:szCs w:val="18"/>
+        </w:rPr>
+        <w:t xml:space="preserve">/anthropic-skills:gestione-non-conformita</w:t>
+      </w:r>
+      <w:r>
+        <w:rPr>
+          <w:color w:val="4D4D4D"/>
+          <w:sz w:val="20"/>
+          <w:szCs w:val="20"/>
+        </w:rPr>
+        <w:t xml:space="preserve"> — se il nome corto non trova nulla, prova con il prefisso.</w:t>
       </w:r>
     </w:p>
     <w:p>
@@ -1001,7 +1114,86 @@
           <w:sz w:val="21"/>
           <w:szCs w:val="21"/>
         </w:rPr>
-        <w:t xml:space="preserve">Otto passaggi, cinque dei quali sono gate: se non li superi non dovresti passare oltre, e il sistema te lo dice per iscritto. Serve proprio a questo — avere un documento che dimostra che il gate non era chiuso.</w:t>
+        <w:t xml:space="preserve">Otto passaggi, scanditi da cinque gate: se non li superi non dovresti passare oltre, e il sistema te lo dice per iscritto. Serve proprio a questo — avere un documento che dimostra che il gate non era chiuso.</w:t>
+      </w:r>
+    </w:p>
+    <w:p>
+      <w:pPr>
+        <w:keepNext/>
+        <w:spacing w:after="100" w:before="240"/>
+      </w:pPr>
+      <w:r>
+        <w:drawing>
+          <wp:inline distT="0" distB="0" distL="0" distR="0">
+            <wp:extent cx="6124575" cy="2428875"/>
+            <wp:effectExtent t="0" r="0" b="0" l="0"/>
+            <wp:docPr id="1" name="" descr="" title=""/>
+            <wp:cNvGraphicFramePr>
+              <a:graphicFrameLocks xmlns:a="http://schemas.openxmlformats.org/drawingml/2006/main" noChangeAspect="1"/>
+            </wp:cNvGraphicFramePr>
+            <a:graphic xmlns:a="http://schemas.openxmlformats.org/drawingml/2006/main">
+              <a:graphicData uri="http://schemas.openxmlformats.org/drawingml/2006/picture">
+                <pic:pic xmlns:pic="http://schemas.openxmlformats.org/drawingml/2006/picture">
+                  <pic:nvPicPr>
+                    <pic:cNvPr id="0" name="" descr=""/>
+                    <pic:cNvPicPr>
+                      <a:picLocks noChangeAspect="1" noChangeArrowheads="1"/>
+                    </pic:cNvPicPr>
+                  </pic:nvPicPr>
+                  <pic:blipFill>
+                    <a:blip r:embed="rId9" cstate="none"/>
+                    <a:srcRect/>
+                    <a:stretch>
+                      <a:fillRect/>
+                    </a:stretch>
+                  </pic:blipFill>
+                  <pic:spPr bwMode="auto">
+                    <a:xfrm>
+                      <a:off x="0" y="0"/>
+                      <a:ext cx="6124575" cy="2428875"/>
+                    </a:xfrm>
+                    <a:prstGeom prst="rect">
+                      <a:avLst/>
+                    </a:prstGeom>
+                  </pic:spPr>
+                </pic:pic>
+              </a:graphicData>
+            </a:graphic>
+          </wp:inline>
+        </w:drawing>
+      </w:r>
+    </w:p>
+    <w:p>
+      <w:pPr>
+        <w:spacing w:after="40"/>
+      </w:pPr>
+      <w:r>
+        <w:rPr>
+          <w:rFonts w:ascii="Montserrat" w:cs="Montserrat" w:eastAsia="Montserrat" w:hAnsi="Montserrat"/>
+          <w:b/>
+          <w:bCs/>
+          <w:color w:val="C0332B"/>
+          <w:spacing w:val="20"/>
+          <w:sz w:val="15"/>
+          <w:szCs w:val="15"/>
+        </w:rPr>
+        <w:t xml:space="preserve">FIGURA 2 — I CINQUE GATE</w:t>
+      </w:r>
+    </w:p>
+    <w:p>
+      <w:pPr>
+        <w:pBdr>
+          <w:bottom w:val="single" w:color="E3E3E3" w:sz="4" w:space="10"/>
+        </w:pBdr>
+        <w:spacing w:after="260" w:line="275"/>
+      </w:pPr>
+      <w:r>
+        <w:rPr>
+          <w:color w:val="4D4D4D"/>
+          <w:sz w:val="17"/>
+          <w:szCs w:val="17"/>
+        </w:rPr>
+        <w:t xml:space="preserve">Le otto fasi corrono in sequenza, ma il passaggio è sbarrato in cinque punti. Un gate non superato non è un ritardo da recuperare in corsa: è un documento firmato che dice cosa mancava e quando. Non tutti i passaggi sono sbarrati: fra 02 e 03, fra 05 e 06 e fra 07 e 08 si procede senza gate formale.</w:t>
       </w:r>
     </w:p>
     <w:p>
@@ -5537,6 +5729,85 @@
       <w:pPr>
         <w:spacing w:after="200"/>
       </w:pPr>
+    </w:p>
+    <w:p>
+      <w:pPr>
+        <w:keepNext/>
+        <w:spacing w:after="100" w:before="240"/>
+      </w:pPr>
+      <w:r>
+        <w:drawing>
+          <wp:inline distT="0" distB="0" distL="0" distR="0">
+            <wp:extent cx="6124575" cy="4591050"/>
+            <wp:effectExtent t="0" r="0" b="0" l="0"/>
+            <wp:docPr id="1" name="" descr="" title=""/>
+            <wp:cNvGraphicFramePr>
+              <a:graphicFrameLocks xmlns:a="http://schemas.openxmlformats.org/drawingml/2006/main" noChangeAspect="1"/>
+            </wp:cNvGraphicFramePr>
+            <a:graphic xmlns:a="http://schemas.openxmlformats.org/drawingml/2006/main">
+              <a:graphicData uri="http://schemas.openxmlformats.org/drawingml/2006/picture">
+                <pic:pic xmlns:pic="http://schemas.openxmlformats.org/drawingml/2006/picture">
+                  <pic:nvPicPr>
+                    <pic:cNvPr id="0" name="" descr=""/>
+                    <pic:cNvPicPr>
+                      <a:picLocks noChangeAspect="1" noChangeArrowheads="1"/>
+                    </pic:cNvPicPr>
+                  </pic:nvPicPr>
+                  <pic:blipFill>
+                    <a:blip r:embed="rId10" cstate="none"/>
+                    <a:srcRect/>
+                    <a:stretch>
+                      <a:fillRect/>
+                    </a:stretch>
+                  </pic:blipFill>
+                  <pic:spPr bwMode="auto">
+                    <a:xfrm>
+                      <a:off x="0" y="0"/>
+                      <a:ext cx="6124575" cy="4591050"/>
+                    </a:xfrm>
+                    <a:prstGeom prst="rect">
+                      <a:avLst/>
+                    </a:prstGeom>
+                  </pic:spPr>
+                </pic:pic>
+              </a:graphicData>
+            </a:graphic>
+          </wp:inline>
+        </w:drawing>
+      </w:r>
+    </w:p>
+    <w:p>
+      <w:pPr>
+        <w:spacing w:after="40"/>
+      </w:pPr>
+      <w:r>
+        <w:rPr>
+          <w:rFonts w:ascii="Montserrat" w:cs="Montserrat" w:eastAsia="Montserrat" w:hAnsi="Montserrat"/>
+          <w:b/>
+          <w:bCs/>
+          <w:color w:val="C0332B"/>
+          <w:spacing w:val="20"/>
+          <w:sz w:val="15"/>
+          <w:szCs w:val="15"/>
+        </w:rPr>
+        <w:t xml:space="preserve">FIGURA 3 — DOVE FINISCE UNA MODIFICA</w:t>
+      </w:r>
+    </w:p>
+    <w:p>
+      <w:pPr>
+        <w:pBdr>
+          <w:bottom w:val="single" w:color="E3E3E3" w:sz="4" w:space="10"/>
+        </w:pBdr>
+        <w:spacing w:after="260" w:line="275"/>
+      </w:pPr>
+      <w:r>
+        <w:rPr>
+          <w:color w:val="4D4D4D"/>
+          <w:sz w:val="17"/>
+          <w:szCs w:val="17"/>
+        </w:rPr>
+        <w:t xml:space="preserve">Il design freeze è l'unico spartiacque: prima è governo della progettazione, dopo è instabilità da documentare. I tre registri non sono alternative — lo stesso episodio può percorrere tutta la catena, ma parte sempre dal registro dell'instabilità. Un difetto di montaggio non entra in questo schema: è una non conformità.</w:t>
+      </w:r>
     </w:p>
     <w:p>
       <w:pPr>
